--- a/Software Validation from Datasets/Evaluation Tool/docs/automated_evaluation/Word Documents/2_manual_actions_required.docx
+++ b/Software Validation from Datasets/Evaluation Tool/docs/automated_evaluation/Word Documents/2_manual_actions_required.docx
@@ -20,7 +20,7 @@
     </w:p>
     <w:p>
       <w:r>
-        <w:t>CPU and CUDA are first-class supported modes. The massive campaign remains blocked by clean-clone, second-machine, and scientific evidence—not by an API key.</w:t>
+        <w:t>CPU and CUDA are first-class supported modes. Machine A clean-clone qualification is complete. The massive campaign remains blocked by second-machine and scientific evidence—not by an API key.</w:t>
       </w:r>
     </w:p>
     <w:tbl>
@@ -188,7 +188,7 @@
               <w:rPr>
                 <w:sz w:val="14"/>
               </w:rPr>
-              <w:t>Use separate clean CPU and GPU clones at the final commit; materialize each selected campaign with --bind-current-commit</w:t>
+              <w:t>Use separate clean CPU and GPU clones; materialize each campaign with --bind-current-commit</w:t>
             </w:r>
           </w:p>
         </w:tc>
@@ -211,7 +211,7 @@
               <w:rPr>
                 <w:sz w:val="14"/>
               </w:rPr>
-              <w:t>Clean Git status in each clone; each release binding names the checked-out commit</w:t>
+              <w:t>Completed: both clones were clean and both release bindings named the checked-out commit</w:t>
             </w:r>
           </w:p>
         </w:tc>
@@ -234,7 +234,7 @@
               <w:rPr>
                 <w:sz w:val="14"/>
               </w:rPr>
-              <w:t>Yes</w:t>
+              <w:t>No</w:t>
             </w:r>
           </w:p>
         </w:tc>
@@ -282,7 +282,7 @@
               <w:rPr>
                 <w:sz w:val="14"/>
               </w:rPr>
-              <w:t>Create a new clean CPU validation clone and run the CPU real smoke plus complete assignment preflight</w:t>
+              <w:t>Run the real CPU and CUDA evaluator smokes</w:t>
             </w:r>
           </w:p>
         </w:tc>
@@ -305,7 +305,7 @@
               <w:rPr>
                 <w:sz w:val="14"/>
               </w:rPr>
-              <w:t>CPU machine_a_assignment_preflight.json says READY_TO_LAUNCH</w:t>
+              <w:t>Completed: each selected one item, produced one prediction, and had zero missing or failed items; CUDA recorded nonzero VRAM</w:t>
             </w:r>
           </w:p>
         </w:tc>
@@ -328,7 +328,7 @@
               <w:rPr>
                 <w:sz w:val="14"/>
               </w:rPr>
-              <w:t>Yes</w:t>
+              <w:t>No</w:t>
             </w:r>
           </w:p>
         </w:tc>
@@ -376,7 +376,7 @@
               <w:rPr>
                 <w:sz w:val="14"/>
               </w:rPr>
-              <w:t>Run the complete Machine A assignment preflight</w:t>
+              <w:t>Run both complete Machine A assignment preflights</w:t>
             </w:r>
           </w:p>
         </w:tc>
@@ -399,7 +399,7 @@
               <w:rPr>
                 <w:sz w:val="14"/>
               </w:rPr>
-              <w:t>machine_a_assignment_preflight.json says READY_TO_LAUNCH, 20/20 scenarios, 12,368 items</w:t>
+              <w:t>Completed: both reports say READY_TO_LAUNCH, 20/20 scenarios, 12,368 items</w:t>
             </w:r>
           </w:p>
         </w:tc>
@@ -422,7 +422,7 @@
               <w:rPr>
                 <w:sz w:val="14"/>
               </w:rPr>
-              <w:t>Yes</w:t>
+              <w:t>No</w:t>
             </w:r>
           </w:p>
         </w:tc>
